--- a/docs/docx/01_기획명세서/spec_dashboard.docx
+++ b/docs/docx/01_기획명세서/spec_dashboard.docx
@@ -3615,6 +3615,745 @@
         <w:t xml:space="preserve">— 서버사이드 집계 데이터 생성 후 클라이언트에서 Excel 변환한다. 대량 데이터 시 서버에서 직접 Excel 생성 후 S3 업로드를 권장한다.</w:t>
       </w:r>
     </w:p>
+    <w:p>
+      <w:r>
+        <w:pict>
+          <v:rect style="width:0;height:1.5pt" o:hralign="center" o:hrstd="t" o:hr="t"/>
+        </w:pict>
+      </w:r>
+    </w:p>
+    <w:p>
+      <w:pPr>
+        <w:pStyle w:val="Heading2"/>
+      </w:pPr>
+      <w:bookmarkStart w:id="26" w:name="정상작동-시나리오"/>
+      <w:r>
+        <w:t xml:space="preserve">3. 정상작동 시나리오</w:t>
+      </w:r>
+      <w:bookmarkEnd w:id="26"/>
+    </w:p>
+    <w:p>
+      <w:pPr>
+        <w:pStyle w:val="Heading3"/>
+      </w:pPr>
+      <w:bookmarkStart w:id="27" w:name="시나리오-1-대시보드-진입-현황-확인"/>
+      <w:r>
+        <w:t xml:space="preserve">시나리오 1: 대시보드 진입 → 현황 확인</w:t>
+      </w:r>
+      <w:bookmarkEnd w:id="27"/>
+    </w:p>
+    <w:tbl>
+      <w:tblPr>
+        <w:tblStyle w:val="Table"/>
+        <w:jc w:val="center"/>
+        <w:tblLook w:firstRow="1"/>
+        <w:tblW w:w="5000" w:type="pct"/>
+      </w:tblPr>
+      <w:tblGrid/>
+      <w:tr>
+        <w:trPr>
+          <w:cnfStyle w:firstRow="1"/>
+          <w:tblHeader/>
+        </w:trPr>
+        <w:tc>
+          <w:tcPr>
+            <w:tcBorders>
+              <w:bottom w:val="single"/>
+            </w:tcBorders>
+            <w:vAlign w:val="bottom"/>
+            <w:tcBorders>
+              <w:top w:val="single" w:sz="6" w:space="0" w:color="2E75B6"/>
+              <w:bottom w:val="single" w:sz="6" w:space="0" w:color="2E75B6"/>
+              <w:left w:val="single" w:sz="4" w:space="0" w:color="BFBFBF"/>
+              <w:right w:val="single" w:sz="4" w:space="0" w:color="BFBFBF"/>
+            </w:tcBorders>
+            <w:shd w:fill="2E75B6" w:val="clear"/>
+            <w:tcMar>
+              <w:top w:w="50" w:type="dxa"/>
+              <w:bottom w:w="50" w:type="dxa"/>
+              <w:left w:w="100" w:type="dxa"/>
+              <w:right w:w="100" w:type="dxa"/>
+            </w:tcMar>
+          </w:tcPr>
+          <w:p>
+            <w:pPr>
+              <w:pStyle w:val="Compact"/>
+              <w:spacing w:before="20" w:after="20" w:line="280" w:lineRule="exact"/>
+              <w:jc w:val="left"/>
+            </w:pPr>
+            <w:r>
+              <w:rPr>
+                <w:rFonts w:ascii="Arial" w:hAnsi="Arial" w:eastAsia="맑은 고딕"/>
+                <w:b/>
+                <w:color w:val="FFFFFF"/>
+                <w:sz w:val="18"/>
+              </w:rPr>
+              <w:t xml:space="preserve">단계</w:t>
+            </w:r>
+          </w:p>
+        </w:tc>
+        <w:tc>
+          <w:tcPr>
+            <w:tcBorders>
+              <w:bottom w:val="single"/>
+            </w:tcBorders>
+            <w:vAlign w:val="bottom"/>
+            <w:tcBorders>
+              <w:top w:val="single" w:sz="6" w:space="0" w:color="2E75B6"/>
+              <w:bottom w:val="single" w:sz="6" w:space="0" w:color="2E75B6"/>
+              <w:left w:val="single" w:sz="4" w:space="0" w:color="BFBFBF"/>
+              <w:right w:val="single" w:sz="4" w:space="0" w:color="BFBFBF"/>
+            </w:tcBorders>
+            <w:shd w:fill="2E75B6" w:val="clear"/>
+            <w:tcMar>
+              <w:top w:w="50" w:type="dxa"/>
+              <w:bottom w:w="50" w:type="dxa"/>
+              <w:left w:w="100" w:type="dxa"/>
+              <w:right w:w="100" w:type="dxa"/>
+            </w:tcMar>
+          </w:tcPr>
+          <w:p>
+            <w:pPr>
+              <w:pStyle w:val="Compact"/>
+              <w:spacing w:before="20" w:after="20" w:line="280" w:lineRule="exact"/>
+              <w:jc w:val="left"/>
+            </w:pPr>
+            <w:r>
+              <w:rPr>
+                <w:rFonts w:ascii="Arial" w:hAnsi="Arial" w:eastAsia="맑은 고딕"/>
+                <w:b/>
+                <w:color w:val="FFFFFF"/>
+                <w:sz w:val="18"/>
+              </w:rPr>
+              <w:t xml:space="preserve">사용자 행동</w:t>
+            </w:r>
+          </w:p>
+        </w:tc>
+        <w:tc>
+          <w:tcPr>
+            <w:tcBorders>
+              <w:bottom w:val="single"/>
+            </w:tcBorders>
+            <w:vAlign w:val="bottom"/>
+            <w:tcBorders>
+              <w:top w:val="single" w:sz="6" w:space="0" w:color="2E75B6"/>
+              <w:bottom w:val="single" w:sz="6" w:space="0" w:color="2E75B6"/>
+              <w:left w:val="single" w:sz="4" w:space="0" w:color="BFBFBF"/>
+              <w:right w:val="single" w:sz="4" w:space="0" w:color="BFBFBF"/>
+            </w:tcBorders>
+            <w:shd w:fill="2E75B6" w:val="clear"/>
+            <w:tcMar>
+              <w:top w:w="50" w:type="dxa"/>
+              <w:bottom w:w="50" w:type="dxa"/>
+              <w:left w:w="100" w:type="dxa"/>
+              <w:right w:w="100" w:type="dxa"/>
+            </w:tcMar>
+          </w:tcPr>
+          <w:p>
+            <w:pPr>
+              <w:pStyle w:val="Compact"/>
+              <w:spacing w:before="20" w:after="20" w:line="280" w:lineRule="exact"/>
+              <w:jc w:val="left"/>
+            </w:pPr>
+            <w:r>
+              <w:rPr>
+                <w:rFonts w:ascii="Arial" w:hAnsi="Arial" w:eastAsia="맑은 고딕"/>
+                <w:b/>
+                <w:color w:val="FFFFFF"/>
+                <w:sz w:val="18"/>
+              </w:rPr>
+              <w:t xml:space="preserve">시스템 응답</w:t>
+            </w:r>
+          </w:p>
+        </w:tc>
+        <w:tc>
+          <w:tcPr>
+            <w:tcBorders>
+              <w:bottom w:val="single"/>
+            </w:tcBorders>
+            <w:vAlign w:val="bottom"/>
+            <w:tcBorders>
+              <w:top w:val="single" w:sz="6" w:space="0" w:color="2E75B6"/>
+              <w:bottom w:val="single" w:sz="6" w:space="0" w:color="2E75B6"/>
+              <w:left w:val="single" w:sz="4" w:space="0" w:color="BFBFBF"/>
+              <w:right w:val="single" w:sz="4" w:space="0" w:color="BFBFBF"/>
+            </w:tcBorders>
+            <w:shd w:fill="2E75B6" w:val="clear"/>
+            <w:tcMar>
+              <w:top w:w="50" w:type="dxa"/>
+              <w:bottom w:w="50" w:type="dxa"/>
+              <w:left w:w="100" w:type="dxa"/>
+              <w:right w:w="100" w:type="dxa"/>
+            </w:tcMar>
+          </w:tcPr>
+          <w:p>
+            <w:pPr>
+              <w:pStyle w:val="Compact"/>
+              <w:spacing w:before="20" w:after="20" w:line="280" w:lineRule="exact"/>
+              <w:jc w:val="left"/>
+            </w:pPr>
+            <w:r>
+              <w:rPr>
+                <w:rFonts w:ascii="Arial" w:hAnsi="Arial" w:eastAsia="맑은 고딕"/>
+                <w:b/>
+                <w:color w:val="FFFFFF"/>
+                <w:sz w:val="18"/>
+              </w:rPr>
+              <w:t xml:space="preserve">검증 포인트</w:t>
+            </w:r>
+          </w:p>
+        </w:tc>
+      </w:tr>
+      <w:tr>
+        <w:trPr/>
+        <w:tc>
+          <w:tcPr>
+            <w:tcBorders>
+              <w:top w:val="single" w:sz="4" w:space="0" w:color="BFBFBF"/>
+              <w:bottom w:val="single" w:sz="4" w:space="0" w:color="BFBFBF"/>
+              <w:left w:val="single" w:sz="4" w:space="0" w:color="BFBFBF"/>
+              <w:right w:val="single" w:sz="4" w:space="0" w:color="BFBFBF"/>
+            </w:tcBorders>
+            <w:tcMar>
+              <w:top w:w="50" w:type="dxa"/>
+              <w:bottom w:w="50" w:type="dxa"/>
+              <w:left w:w="100" w:type="dxa"/>
+              <w:right w:w="100" w:type="dxa"/>
+            </w:tcMar>
+          </w:tcPr>
+          <w:p>
+            <w:pPr>
+              <w:pStyle w:val="Compact"/>
+              <w:spacing w:before="20" w:after="20" w:line="280" w:lineRule="exact"/>
+              <w:jc w:val="left"/>
+            </w:pPr>
+            <w:r>
+              <w:rPr>
+                <w:rFonts w:ascii="Arial" w:hAnsi="Arial" w:eastAsia="맑은 고딕"/>
+                <w:color w:val="333333"/>
+                <w:sz w:val="18"/>
+              </w:rPr>
+              <w:t xml:space="preserve">1</w:t>
+            </w:r>
+          </w:p>
+        </w:tc>
+        <w:tc>
+          <w:tcPr>
+            <w:tcBorders>
+              <w:top w:val="single" w:sz="4" w:space="0" w:color="BFBFBF"/>
+              <w:bottom w:val="single" w:sz="4" w:space="0" w:color="BFBFBF"/>
+              <w:left w:val="single" w:sz="4" w:space="0" w:color="BFBFBF"/>
+              <w:right w:val="single" w:sz="4" w:space="0" w:color="BFBFBF"/>
+            </w:tcBorders>
+            <w:tcMar>
+              <w:top w:w="50" w:type="dxa"/>
+              <w:bottom w:w="50" w:type="dxa"/>
+              <w:left w:w="100" w:type="dxa"/>
+              <w:right w:w="100" w:type="dxa"/>
+            </w:tcMar>
+          </w:tcPr>
+          <w:p>
+            <w:pPr>
+              <w:pStyle w:val="Compact"/>
+              <w:spacing w:before="20" w:after="20" w:line="280" w:lineRule="exact"/>
+              <w:jc w:val="left"/>
+            </w:pPr>
+            <w:r>
+              <w:rPr>
+                <w:rFonts w:ascii="Arial" w:hAnsi="Arial" w:eastAsia="맑은 고딕"/>
+                <w:color w:val="333333"/>
+                <w:sz w:val="18"/>
+              </w:rPr>
+              <w:t xml:space="preserve">로그인 후</w:t>
+            </w:r>
+            <w:r>
+              <w:rPr>
+                <w:rFonts w:ascii="Arial" w:hAnsi="Arial" w:eastAsia="맑은 고딕"/>
+                <w:color w:val="333333"/>
+                <w:sz w:val="18"/>
+              </w:rPr>
+              <w:t xml:space="preserve"> </w:t>
+            </w:r>
+            <w:r>
+              <w:rPr>
+                <w:rStyle w:val="VerbatimChar"/>
+                <w:rFonts w:ascii="Arial" w:hAnsi="Arial" w:eastAsia="맑은 고딕"/>
+                <w:color w:val="333333"/>
+                <w:sz w:val="18"/>
+              </w:rPr>
+              <w:t xml:space="preserve">/dashboard</w:t>
+            </w:r>
+            <w:r>
+              <w:rPr>
+                <w:rFonts w:ascii="Arial" w:hAnsi="Arial" w:eastAsia="맑은 고딕"/>
+                <w:color w:val="333333"/>
+                <w:sz w:val="18"/>
+              </w:rPr>
+              <w:t xml:space="preserve"> </w:t>
+            </w:r>
+            <w:r>
+              <w:rPr>
+                <w:rFonts w:ascii="Arial" w:hAnsi="Arial" w:eastAsia="맑은 고딕"/>
+                <w:color w:val="333333"/>
+                <w:sz w:val="18"/>
+              </w:rPr>
+              <w:t xml:space="preserve">이동</w:t>
+            </w:r>
+          </w:p>
+        </w:tc>
+        <w:tc>
+          <w:tcPr>
+            <w:tcBorders>
+              <w:top w:val="single" w:sz="4" w:space="0" w:color="BFBFBF"/>
+              <w:bottom w:val="single" w:sz="4" w:space="0" w:color="BFBFBF"/>
+              <w:left w:val="single" w:sz="4" w:space="0" w:color="BFBFBF"/>
+              <w:right w:val="single" w:sz="4" w:space="0" w:color="BFBFBF"/>
+            </w:tcBorders>
+            <w:tcMar>
+              <w:top w:w="50" w:type="dxa"/>
+              <w:bottom w:w="50" w:type="dxa"/>
+              <w:left w:w="100" w:type="dxa"/>
+              <w:right w:w="100" w:type="dxa"/>
+            </w:tcMar>
+          </w:tcPr>
+          <w:p>
+            <w:pPr>
+              <w:pStyle w:val="Compact"/>
+              <w:spacing w:before="20" w:after="20" w:line="280" w:lineRule="exact"/>
+              <w:jc w:val="left"/>
+            </w:pPr>
+            <w:r>
+              <w:rPr>
+                <w:rFonts w:ascii="Arial" w:hAnsi="Arial" w:eastAsia="맑은 고딕"/>
+                <w:color w:val="333333"/>
+                <w:sz w:val="18"/>
+              </w:rPr>
+              <w:t xml:space="preserve">통계 카드(오늘 매출/주문/신규회원/미답변문의) 로드</w:t>
+            </w:r>
+          </w:p>
+        </w:tc>
+        <w:tc>
+          <w:tcPr>
+            <w:tcBorders>
+              <w:top w:val="single" w:sz="4" w:space="0" w:color="BFBFBF"/>
+              <w:bottom w:val="single" w:sz="4" w:space="0" w:color="BFBFBF"/>
+              <w:left w:val="single" w:sz="4" w:space="0" w:color="BFBFBF"/>
+              <w:right w:val="single" w:sz="4" w:space="0" w:color="BFBFBF"/>
+            </w:tcBorders>
+            <w:tcMar>
+              <w:top w:w="50" w:type="dxa"/>
+              <w:bottom w:w="50" w:type="dxa"/>
+              <w:left w:w="100" w:type="dxa"/>
+              <w:right w:w="100" w:type="dxa"/>
+            </w:tcMar>
+          </w:tcPr>
+          <w:p>
+            <w:pPr>
+              <w:pStyle w:val="Compact"/>
+              <w:spacing w:before="20" w:after="20" w:line="280" w:lineRule="exact"/>
+              <w:jc w:val="left"/>
+            </w:pPr>
+            <w:r>
+              <w:rPr>
+                <w:rFonts w:ascii="Arial" w:hAnsi="Arial" w:eastAsia="맑은 고딕"/>
+                <w:color w:val="333333"/>
+                <w:sz w:val="18"/>
+              </w:rPr>
+              <w:t xml:space="preserve">실시간 데이터</w:t>
+            </w:r>
+          </w:p>
+        </w:tc>
+      </w:tr>
+      <w:tr>
+        <w:trPr/>
+        <w:tc>
+          <w:tcPr>
+            <w:tcBorders>
+              <w:top w:val="single" w:sz="4" w:space="0" w:color="BFBFBF"/>
+              <w:bottom w:val="single" w:sz="4" w:space="0" w:color="BFBFBF"/>
+              <w:left w:val="single" w:sz="4" w:space="0" w:color="BFBFBF"/>
+              <w:right w:val="single" w:sz="4" w:space="0" w:color="BFBFBF"/>
+            </w:tcBorders>
+            <w:shd w:fill="F2F7FB" w:val="clear"/>
+            <w:tcMar>
+              <w:top w:w="50" w:type="dxa"/>
+              <w:bottom w:w="50" w:type="dxa"/>
+              <w:left w:w="100" w:type="dxa"/>
+              <w:right w:w="100" w:type="dxa"/>
+            </w:tcMar>
+          </w:tcPr>
+          <w:p>
+            <w:pPr>
+              <w:pStyle w:val="Compact"/>
+              <w:spacing w:before="20" w:after="20" w:line="280" w:lineRule="exact"/>
+              <w:jc w:val="left"/>
+            </w:pPr>
+            <w:r>
+              <w:rPr>
+                <w:rFonts w:ascii="Arial" w:hAnsi="Arial" w:eastAsia="맑은 고딕"/>
+                <w:color w:val="333333"/>
+                <w:sz w:val="18"/>
+              </w:rPr>
+              <w:t xml:space="preserve">2</w:t>
+            </w:r>
+          </w:p>
+        </w:tc>
+        <w:tc>
+          <w:tcPr>
+            <w:tcBorders>
+              <w:top w:val="single" w:sz="4" w:space="0" w:color="BFBFBF"/>
+              <w:bottom w:val="single" w:sz="4" w:space="0" w:color="BFBFBF"/>
+              <w:left w:val="single" w:sz="4" w:space="0" w:color="BFBFBF"/>
+              <w:right w:val="single" w:sz="4" w:space="0" w:color="BFBFBF"/>
+            </w:tcBorders>
+            <w:shd w:fill="F2F7FB" w:val="clear"/>
+            <w:tcMar>
+              <w:top w:w="50" w:type="dxa"/>
+              <w:bottom w:w="50" w:type="dxa"/>
+              <w:left w:w="100" w:type="dxa"/>
+              <w:right w:w="100" w:type="dxa"/>
+            </w:tcMar>
+          </w:tcPr>
+          <w:p>
+            <w:pPr>
+              <w:pStyle w:val="Compact"/>
+              <w:spacing w:before="20" w:after="20" w:line="280" w:lineRule="exact"/>
+              <w:jc w:val="left"/>
+            </w:pPr>
+            <w:r>
+              <w:rPr>
+                <w:rFonts w:ascii="Arial" w:hAnsi="Arial" w:eastAsia="맑은 고딕"/>
+                <w:color w:val="333333"/>
+                <w:sz w:val="18"/>
+              </w:rPr>
+              <w:t xml:space="preserve">차트 영역 확인</w:t>
+            </w:r>
+          </w:p>
+        </w:tc>
+        <w:tc>
+          <w:tcPr>
+            <w:tcBorders>
+              <w:top w:val="single" w:sz="4" w:space="0" w:color="BFBFBF"/>
+              <w:bottom w:val="single" w:sz="4" w:space="0" w:color="BFBFBF"/>
+              <w:left w:val="single" w:sz="4" w:space="0" w:color="BFBFBF"/>
+              <w:right w:val="single" w:sz="4" w:space="0" w:color="BFBFBF"/>
+            </w:tcBorders>
+            <w:shd w:fill="F2F7FB" w:val="clear"/>
+            <w:tcMar>
+              <w:top w:w="50" w:type="dxa"/>
+              <w:bottom w:w="50" w:type="dxa"/>
+              <w:left w:w="100" w:type="dxa"/>
+              <w:right w:w="100" w:type="dxa"/>
+            </w:tcMar>
+          </w:tcPr>
+          <w:p>
+            <w:pPr>
+              <w:pStyle w:val="Compact"/>
+              <w:spacing w:before="20" w:after="20" w:line="280" w:lineRule="exact"/>
+              <w:jc w:val="left"/>
+            </w:pPr>
+            <w:r>
+              <w:rPr>
+                <w:rFonts w:ascii="Arial" w:hAnsi="Arial" w:eastAsia="맑은 고딕"/>
+                <w:color w:val="333333"/>
+                <w:sz w:val="18"/>
+              </w:rPr>
+              <w:t xml:space="preserve">최근 7일/30일 매출 추이 차트 렌더링</w:t>
+            </w:r>
+          </w:p>
+        </w:tc>
+        <w:tc>
+          <w:tcPr>
+            <w:tcBorders>
+              <w:top w:val="single" w:sz="4" w:space="0" w:color="BFBFBF"/>
+              <w:bottom w:val="single" w:sz="4" w:space="0" w:color="BFBFBF"/>
+              <w:left w:val="single" w:sz="4" w:space="0" w:color="BFBFBF"/>
+              <w:right w:val="single" w:sz="4" w:space="0" w:color="BFBFBF"/>
+            </w:tcBorders>
+            <w:shd w:fill="F2F7FB" w:val="clear"/>
+            <w:tcMar>
+              <w:top w:w="50" w:type="dxa"/>
+              <w:bottom w:w="50" w:type="dxa"/>
+              <w:left w:w="100" w:type="dxa"/>
+              <w:right w:w="100" w:type="dxa"/>
+            </w:tcMar>
+          </w:tcPr>
+          <w:p>
+            <w:pPr>
+              <w:pStyle w:val="Compact"/>
+              <w:spacing w:before="20" w:after="20" w:line="280" w:lineRule="exact"/>
+              <w:jc w:val="left"/>
+            </w:pPr>
+            <w:r>
+              <w:rPr>
+                <w:rFonts w:ascii="Arial" w:hAnsi="Arial" w:eastAsia="맑은 고딕"/>
+                <w:color w:val="333333"/>
+                <w:sz w:val="18"/>
+              </w:rPr>
+              <w:t xml:space="preserve">기간 토글</w:t>
+            </w:r>
+          </w:p>
+        </w:tc>
+      </w:tr>
+      <w:tr>
+        <w:trPr/>
+        <w:tc>
+          <w:tcPr>
+            <w:tcBorders>
+              <w:top w:val="single" w:sz="4" w:space="0" w:color="BFBFBF"/>
+              <w:bottom w:val="single" w:sz="4" w:space="0" w:color="BFBFBF"/>
+              <w:left w:val="single" w:sz="4" w:space="0" w:color="BFBFBF"/>
+              <w:right w:val="single" w:sz="4" w:space="0" w:color="BFBFBF"/>
+            </w:tcBorders>
+            <w:tcMar>
+              <w:top w:w="50" w:type="dxa"/>
+              <w:bottom w:w="50" w:type="dxa"/>
+              <w:left w:w="100" w:type="dxa"/>
+              <w:right w:w="100" w:type="dxa"/>
+            </w:tcMar>
+          </w:tcPr>
+          <w:p>
+            <w:pPr>
+              <w:pStyle w:val="Compact"/>
+              <w:spacing w:before="20" w:after="20" w:line="280" w:lineRule="exact"/>
+              <w:jc w:val="left"/>
+            </w:pPr>
+            <w:r>
+              <w:rPr>
+                <w:rFonts w:ascii="Arial" w:hAnsi="Arial" w:eastAsia="맑은 고딕"/>
+                <w:color w:val="333333"/>
+                <w:sz w:val="18"/>
+              </w:rPr>
+              <w:t xml:space="preserve">3</w:t>
+            </w:r>
+          </w:p>
+        </w:tc>
+        <w:tc>
+          <w:tcPr>
+            <w:tcBorders>
+              <w:top w:val="single" w:sz="4" w:space="0" w:color="BFBFBF"/>
+              <w:bottom w:val="single" w:sz="4" w:space="0" w:color="BFBFBF"/>
+              <w:left w:val="single" w:sz="4" w:space="0" w:color="BFBFBF"/>
+              <w:right w:val="single" w:sz="4" w:space="0" w:color="BFBFBF"/>
+            </w:tcBorders>
+            <w:tcMar>
+              <w:top w:w="50" w:type="dxa"/>
+              <w:bottom w:w="50" w:type="dxa"/>
+              <w:left w:w="100" w:type="dxa"/>
+              <w:right w:w="100" w:type="dxa"/>
+            </w:tcMar>
+          </w:tcPr>
+          <w:p>
+            <w:pPr>
+              <w:pStyle w:val="Compact"/>
+              <w:spacing w:before="20" w:after="20" w:line="280" w:lineRule="exact"/>
+              <w:jc w:val="left"/>
+            </w:pPr>
+            <w:r>
+              <w:rPr>
+                <w:rFonts w:ascii="Arial" w:hAnsi="Arial" w:eastAsia="맑은 고딕"/>
+                <w:color w:val="333333"/>
+                <w:sz w:val="18"/>
+              </w:rPr>
+              <w:t xml:space="preserve">최근 주문 목록 확인</w:t>
+            </w:r>
+          </w:p>
+        </w:tc>
+        <w:tc>
+          <w:tcPr>
+            <w:tcBorders>
+              <w:top w:val="single" w:sz="4" w:space="0" w:color="BFBFBF"/>
+              <w:bottom w:val="single" w:sz="4" w:space="0" w:color="BFBFBF"/>
+              <w:left w:val="single" w:sz="4" w:space="0" w:color="BFBFBF"/>
+              <w:right w:val="single" w:sz="4" w:space="0" w:color="BFBFBF"/>
+            </w:tcBorders>
+            <w:tcMar>
+              <w:top w:w="50" w:type="dxa"/>
+              <w:bottom w:w="50" w:type="dxa"/>
+              <w:left w:w="100" w:type="dxa"/>
+              <w:right w:w="100" w:type="dxa"/>
+            </w:tcMar>
+          </w:tcPr>
+          <w:p>
+            <w:pPr>
+              <w:pStyle w:val="Compact"/>
+              <w:spacing w:before="20" w:after="20" w:line="280" w:lineRule="exact"/>
+              <w:jc w:val="left"/>
+            </w:pPr>
+            <w:r>
+              <w:rPr>
+                <w:rFonts w:ascii="Arial" w:hAnsi="Arial" w:eastAsia="맑은 고딕"/>
+                <w:color w:val="333333"/>
+                <w:sz w:val="18"/>
+              </w:rPr>
+              <w:t xml:space="preserve">최근 10건 주문 간략 목록</w:t>
+            </w:r>
+          </w:p>
+        </w:tc>
+        <w:tc>
+          <w:tcPr>
+            <w:tcBorders>
+              <w:top w:val="single" w:sz="4" w:space="0" w:color="BFBFBF"/>
+              <w:bottom w:val="single" w:sz="4" w:space="0" w:color="BFBFBF"/>
+              <w:left w:val="single" w:sz="4" w:space="0" w:color="BFBFBF"/>
+              <w:right w:val="single" w:sz="4" w:space="0" w:color="BFBFBF"/>
+            </w:tcBorders>
+            <w:tcMar>
+              <w:top w:w="50" w:type="dxa"/>
+              <w:bottom w:w="50" w:type="dxa"/>
+              <w:left w:w="100" w:type="dxa"/>
+              <w:right w:w="100" w:type="dxa"/>
+            </w:tcMar>
+          </w:tcPr>
+          <w:p>
+            <w:pPr>
+              <w:pStyle w:val="Compact"/>
+              <w:spacing w:before="20" w:after="20" w:line="280" w:lineRule="exact"/>
+              <w:jc w:val="left"/>
+            </w:pPr>
+            <w:r>
+              <w:rPr>
+                <w:rFonts w:ascii="Arial" w:hAnsi="Arial" w:eastAsia="맑은 고딕"/>
+                <w:color w:val="333333"/>
+                <w:sz w:val="18"/>
+              </w:rPr>
+              <w:t xml:space="preserve">행 클릭 → 주문 상세 이동</w:t>
+            </w:r>
+          </w:p>
+        </w:tc>
+      </w:tr>
+      <w:tr>
+        <w:trPr/>
+        <w:tc>
+          <w:tcPr>
+            <w:tcBorders>
+              <w:top w:val="single" w:sz="4" w:space="0" w:color="BFBFBF"/>
+              <w:bottom w:val="single" w:sz="4" w:space="0" w:color="BFBFBF"/>
+              <w:left w:val="single" w:sz="4" w:space="0" w:color="BFBFBF"/>
+              <w:right w:val="single" w:sz="4" w:space="0" w:color="BFBFBF"/>
+            </w:tcBorders>
+            <w:shd w:fill="F2F7FB" w:val="clear"/>
+            <w:tcMar>
+              <w:top w:w="50" w:type="dxa"/>
+              <w:bottom w:w="50" w:type="dxa"/>
+              <w:left w:w="100" w:type="dxa"/>
+              <w:right w:w="100" w:type="dxa"/>
+            </w:tcMar>
+          </w:tcPr>
+          <w:p>
+            <w:pPr>
+              <w:pStyle w:val="Compact"/>
+              <w:spacing w:before="20" w:after="20" w:line="280" w:lineRule="exact"/>
+              <w:jc w:val="left"/>
+            </w:pPr>
+            <w:r>
+              <w:rPr>
+                <w:rFonts w:ascii="Arial" w:hAnsi="Arial" w:eastAsia="맑은 고딕"/>
+                <w:color w:val="333333"/>
+                <w:sz w:val="18"/>
+              </w:rPr>
+              <w:t xml:space="preserve">4</w:t>
+            </w:r>
+          </w:p>
+        </w:tc>
+        <w:tc>
+          <w:tcPr>
+            <w:tcBorders>
+              <w:top w:val="single" w:sz="4" w:space="0" w:color="BFBFBF"/>
+              <w:bottom w:val="single" w:sz="4" w:space="0" w:color="BFBFBF"/>
+              <w:left w:val="single" w:sz="4" w:space="0" w:color="BFBFBF"/>
+              <w:right w:val="single" w:sz="4" w:space="0" w:color="BFBFBF"/>
+            </w:tcBorders>
+            <w:shd w:fill="F2F7FB" w:val="clear"/>
+            <w:tcMar>
+              <w:top w:w="50" w:type="dxa"/>
+              <w:bottom w:w="50" w:type="dxa"/>
+              <w:left w:w="100" w:type="dxa"/>
+              <w:right w:w="100" w:type="dxa"/>
+            </w:tcMar>
+          </w:tcPr>
+          <w:p>
+            <w:pPr>
+              <w:pStyle w:val="Compact"/>
+              <w:spacing w:before="20" w:after="20" w:line="280" w:lineRule="exact"/>
+              <w:jc w:val="left"/>
+            </w:pPr>
+            <w:r>
+              <w:rPr>
+                <w:rFonts w:ascii="Arial" w:hAnsi="Arial" w:eastAsia="맑은 고딕"/>
+                <w:color w:val="333333"/>
+                <w:sz w:val="18"/>
+              </w:rPr>
+              <w:t xml:space="preserve">미처리 항목 알림 확인</w:t>
+            </w:r>
+          </w:p>
+        </w:tc>
+        <w:tc>
+          <w:tcPr>
+            <w:tcBorders>
+              <w:top w:val="single" w:sz="4" w:space="0" w:color="BFBFBF"/>
+              <w:bottom w:val="single" w:sz="4" w:space="0" w:color="BFBFBF"/>
+              <w:left w:val="single" w:sz="4" w:space="0" w:color="BFBFBF"/>
+              <w:right w:val="single" w:sz="4" w:space="0" w:color="BFBFBF"/>
+            </w:tcBorders>
+            <w:shd w:fill="F2F7FB" w:val="clear"/>
+            <w:tcMar>
+              <w:top w:w="50" w:type="dxa"/>
+              <w:bottom w:w="50" w:type="dxa"/>
+              <w:left w:w="100" w:type="dxa"/>
+              <w:right w:w="100" w:type="dxa"/>
+            </w:tcMar>
+          </w:tcPr>
+          <w:p>
+            <w:pPr>
+              <w:pStyle w:val="Compact"/>
+              <w:spacing w:before="20" w:after="20" w:line="280" w:lineRule="exact"/>
+              <w:jc w:val="left"/>
+            </w:pPr>
+            <w:r>
+              <w:rPr>
+                <w:rFonts w:ascii="Arial" w:hAnsi="Arial" w:eastAsia="맑은 고딕"/>
+                <w:color w:val="333333"/>
+                <w:sz w:val="18"/>
+              </w:rPr>
+              <w:t xml:space="preserve">승인대기/미답변문의 카운트 Badge</w:t>
+            </w:r>
+          </w:p>
+        </w:tc>
+        <w:tc>
+          <w:tcPr>
+            <w:tcBorders>
+              <w:top w:val="single" w:sz="4" w:space="0" w:color="BFBFBF"/>
+              <w:bottom w:val="single" w:sz="4" w:space="0" w:color="BFBFBF"/>
+              <w:left w:val="single" w:sz="4" w:space="0" w:color="BFBFBF"/>
+              <w:right w:val="single" w:sz="4" w:space="0" w:color="BFBFBF"/>
+            </w:tcBorders>
+            <w:shd w:fill="F2F7FB" w:val="clear"/>
+            <w:tcMar>
+              <w:top w:w="50" w:type="dxa"/>
+              <w:bottom w:w="50" w:type="dxa"/>
+              <w:left w:w="100" w:type="dxa"/>
+              <w:right w:w="100" w:type="dxa"/>
+            </w:tcMar>
+          </w:tcPr>
+          <w:p>
+            <w:pPr>
+              <w:pStyle w:val="Compact"/>
+              <w:spacing w:before="20" w:after="20" w:line="280" w:lineRule="exact"/>
+              <w:jc w:val="left"/>
+            </w:pPr>
+            <w:r>
+              <w:rPr>
+                <w:rFonts w:ascii="Arial" w:hAnsi="Arial" w:eastAsia="맑은 고딕"/>
+                <w:color w:val="333333"/>
+                <w:sz w:val="18"/>
+              </w:rPr>
+              <w:t xml:space="preserve">클릭 → 해당 페이지 이동</w:t>
+            </w:r>
+          </w:p>
+        </w:tc>
+      </w:tr>
+    </w:tbl>
     <w:sectPr/>
   </w:body>
 </w:document>
